--- a/datasheet_gen/word_templates/VOLTAGEFLICKER.docx
+++ b/datasheet_gen/word_templates/VOLTAGEFLICKER.docx
@@ -431,6 +431,7 @@
       <w:tr>
         <w:trPr>
           <w:trHeight w:val="737"/>
+          <w:tblHeader/>
         </w:trPr>
         <w:tc>
           <w:tcPr>
@@ -1660,7 +1661,7 @@
           <w:p>
             <w:r/>
             <w:r>
-              <w:t>{{ eut_configuration }}</w:t>
+              <w:t>{{ eut_configuration_col_1 }}</w:t>
             </w:r>
           </w:p>
         </w:tc>
@@ -1671,7 +1672,9 @@
           </w:tcPr>
           <w:p>
             <w:r/>
-            <w:r/>
+            <w:r>
+              <w:t>{{ eut_configuration_col_2 }}</w:t>
+            </w:r>
           </w:p>
         </w:tc>
       </w:tr>
@@ -2481,7 +2484,7 @@
           <w:p>
             <w:r/>
             <w:r>
-              <w:t>{{ flicker_measurement_2 }}</w:t>
+              <w:t>{{ flicker_measurement_col_1 }}</w:t>
             </w:r>
           </w:p>
         </w:tc>
@@ -2492,7 +2495,9 @@
           </w:tcPr>
           <w:p>
             <w:r/>
-            <w:r/>
+            <w:r>
+              <w:t>{{ flicker_measurement_col_2 }}</w:t>
+            </w:r>
           </w:p>
         </w:tc>
       </w:tr>
@@ -2540,7 +2545,7 @@
           <w:p>
             <w:r/>
             <w:r>
-              <w:t>{{ pst_2 }}</w:t>
+              <w:t>{{ pst_col_1 }}</w:t>
             </w:r>
           </w:p>
         </w:tc>
@@ -2551,7 +2556,9 @@
           </w:tcPr>
           <w:p>
             <w:r/>
-            <w:r/>
+            <w:r>
+              <w:t>{{ pst_col_2 }}</w:t>
+            </w:r>
           </w:p>
         </w:tc>
       </w:tr>
@@ -2599,7 +2606,7 @@
           <w:p>
             <w:r/>
             <w:r>
-              <w:t>{{ plt_2 }}</w:t>
+              <w:t>{{ plt_col_1 }}</w:t>
             </w:r>
           </w:p>
         </w:tc>
@@ -2610,7 +2617,9 @@
           </w:tcPr>
           <w:p>
             <w:r/>
-            <w:r/>
+            <w:r>
+              <w:t>{{ plt_col_2 }}</w:t>
+            </w:r>
           </w:p>
         </w:tc>
       </w:tr>
@@ -2656,7 +2665,7 @@
           <w:p>
             <w:r/>
             <w:r>
-              <w:t>{{ tmax_2 }}</w:t>
+              <w:t>{{ tmax_col_1 }}</w:t>
             </w:r>
           </w:p>
         </w:tc>
@@ -2667,7 +2676,9 @@
           </w:tcPr>
           <w:p>
             <w:r/>
-            <w:r/>
+            <w:r>
+              <w:t>{{ tmax_col_2 }}</w:t>
+            </w:r>
           </w:p>
         </w:tc>
       </w:tr>
@@ -2721,7 +2732,7 @@
           <w:p>
             <w:r/>
             <w:r>
-              <w:t>{{ dmax_2 }}</w:t>
+              <w:t>{{ dmax_col_1 }}</w:t>
             </w:r>
           </w:p>
         </w:tc>
@@ -2732,7 +2743,9 @@
           </w:tcPr>
           <w:p>
             <w:r/>
-            <w:r/>
+            <w:r>
+              <w:t>{{ dmax_col_2 }}</w:t>
+            </w:r>
           </w:p>
         </w:tc>
       </w:tr>
@@ -2784,7 +2797,7 @@
           <w:p>
             <w:r/>
             <w:r>
-              <w:t>{{ dc_2 }}</w:t>
+              <w:t>{{ dc_col_1 }}</w:t>
             </w:r>
           </w:p>
         </w:tc>
@@ -2795,7 +2808,9 @@
           </w:tcPr>
           <w:p>
             <w:r/>
-            <w:r/>
+            <w:r>
+              <w:t>{{ dc_col_2 }}</w:t>
+            </w:r>
           </w:p>
         </w:tc>
       </w:tr>
@@ -2978,8 +2993,16 @@
     </w:p>
     <w:p>
       <w:pPr>
+        <w:spacing w:before="0" w:after="0"/>
+      </w:pPr>
+      <w:r>
+        <w:t>{{ img_photo_1 }}</w:t>
+      </w:r>
+    </w:p>
+    <w:p>
+      <w:pPr>
         <w:pStyle w:val="Caption"/>
-        <w:spacing w:after="0"/>
+        <w:spacing w:after="0" w:before="0"/>
         <w:jc w:val="center"/>
         <w:rPr>
           <w:rFonts w:ascii="Arial" w:hAnsi="Arial" w:cs="Arial"/>
@@ -3258,11 +3281,6 @@
         <w:t xml:space="preserve"> Port</w:t>
       </w:r>
       <w:bookmarkEnd w:id="137"/>
-    </w:p>
-    <w:p>
-      <w:r>
-        <w:t>{{ img_photo_1 }}</w:t>
-      </w:r>
     </w:p>
     <w:p>
       <w:pPr>
@@ -3328,6 +3346,7 @@
       <w:tr>
         <w:trPr>
           <w:trHeight w:val="567"/>
+          <w:tblHeader/>
         </w:trPr>
         <w:tc>
           <w:tcPr>
@@ -3677,6 +3696,7 @@
       <w:tr>
         <w:trPr>
           <w:trHeight w:val="340"/>
+          <w:tblHeader/>
         </w:trPr>
         <w:tc>
           <w:tcPr>
@@ -3860,7 +3880,7 @@
           <w:rFonts w:ascii="Arial" w:hAnsi="Arial" w:cs="Arial"/>
           <w:lang w:val="en-US"/>
         </w:rPr>
-        <w:t xml:space="preserve">Voltage fluctuations and flicker emissions from the EUT as per: </w:t>
+        <w:t>Voltage fluctuations and flicker emissions from the EUT as per {{ product_standard }}: {{ overall_result }}</w:t>
       </w:r>
       <w:r>
         <w:rPr>
@@ -3902,9 +3922,23 @@
             <w:vAlign w:val="center"/>
           </w:tcPr>
           <w:p>
-            <w:r/>
-            <w:r>
-              <w:t>{{ tested_by_2 }}</w:t>
+            <w:pPr>
+              <w:jc w:val="center"/>
+              <w:rPr>
+                <w:rFonts w:ascii="Arial" w:hAnsi="Arial" w:cs="Arial"/>
+                <w:b/>
+                <w:bCs/>
+                <w:color w:val="000000" w:themeColor="text1"/>
+              </w:rPr>
+            </w:pPr>
+            <w:r>
+              <w:rPr>
+                <w:rFonts w:ascii="Arial" w:hAnsi="Arial" w:cs="Arial"/>
+                <w:b/>
+                <w:bCs/>
+                <w:color w:val="000000" w:themeColor="text1"/>
+              </w:rPr>
+              <w:t>Tested By</w:t>
             </w:r>
           </w:p>
         </w:tc>

--- a/datasheet_gen/word_templates/VOLTAGEFLICKER.docx
+++ b/datasheet_gen/word_templates/VOLTAGEFLICKER.docx
@@ -779,8 +779,15 @@
             <w:vAlign w:val="center"/>
           </w:tcPr>
           <w:p>
-            <w:r/>
-            <w:r>
+            <w:r>
+              <w:rPr>
+                <w:b/>
+              </w:rPr>
+            </w:r>
+            <w:r>
+              <w:rPr>
+                <w:b/>
+              </w:rPr>
               <w:t>{{ name_of_the_test }}</w:t>
             </w:r>
           </w:p>
@@ -1152,6 +1159,604 @@
         <w:t>Functional check is conducted as per SOP reference number: {{ sop_reference }}.</w:t>
       </w:r>
     </w:p>
+    <w:tbl>
+      <w:tblPr>
+        <w:tblW w:w="5000" w:type="pct"/>
+        <w:tblBorders>
+          <w:top w:val="single" w:sz="6" w:space="0" w:color="A9A9A9"/>
+          <w:left w:val="single" w:sz="6" w:space="0" w:color="A9A9A9"/>
+          <w:bottom w:val="single" w:sz="6" w:space="0" w:color="A9A9A9"/>
+          <w:right w:val="single" w:sz="6" w:space="0" w:color="A9A9A9"/>
+          <w:insideH w:val="single" w:sz="6" w:space="0" w:color="A9A9A9"/>
+          <w:insideV w:val="single" w:sz="6" w:space="0" w:color="A9A9A9"/>
+        </w:tblBorders>
+        <w:tblCellMar>
+          <w:top w:w="48" w:type="dxa"/>
+          <w:left w:w="0" w:type="dxa"/>
+          <w:right w:w="0" w:type="dxa"/>
+        </w:tblCellMar>
+        <w:tblLook w:val="04A0" w:firstRow="1" w:lastRow="0" w:firstColumn="1" w:lastColumn="0" w:noHBand="0" w:noVBand="1"/>
+      </w:tblPr>
+      <w:tblGrid>
+        <w:gridCol w:w="1501"/>
+        <w:gridCol w:w="1501"/>
+        <w:gridCol w:w="1501"/>
+        <w:gridCol w:w="1501"/>
+        <w:gridCol w:w="1501"/>
+        <w:gridCol w:w="1505"/>
+      </w:tblGrid>
+      <w:tr>
+        <w:trPr>
+          <w:trHeight w:val="340"/>
+        </w:trPr>
+        <w:tc>
+          <w:tcPr>
+            <w:tcW w:w="5000" w:type="pct"/>
+            <w:gridSpan w:val="6"/>
+            <w:tcBorders>
+              <w:top w:val="single" w:sz="6" w:space="0" w:color="A9A9A9"/>
+              <w:left w:val="single" w:sz="6" w:space="0" w:color="A9A9A9"/>
+              <w:bottom w:val="single" w:sz="6" w:space="0" w:color="A9A9A9"/>
+              <w:right w:val="single" w:sz="6" w:space="0" w:color="A9A9A9"/>
+            </w:tcBorders>
+            <w:shd w:val="clear" w:color="auto" w:fill="D3D3D3"/>
+            <w:tcMar>
+              <w:top w:w="48" w:type="dxa"/>
+              <w:left w:w="192" w:type="dxa"/>
+              <w:bottom w:w="0" w:type="dxa"/>
+              <w:right w:w="192" w:type="dxa"/>
+            </w:tcMar>
+            <w:vAlign w:val="center"/>
+            <w:hideMark/>
+          </w:tcPr>
+          <w:p>
+            <w:pPr>
+              <w:spacing w:after="0"/>
+              <w:jc w:val="center"/>
+              <w:rPr>
+                <w:rFonts w:ascii="Arial" w:hAnsi="Arial" w:cs="Arial"/>
+              </w:rPr>
+            </w:pPr>
+            <w:r>
+              <w:rPr>
+                <w:rFonts w:ascii="Arial" w:hAnsi="Arial" w:cs="Arial"/>
+              </w:rPr>
+              <w:t>Flicker Measurements</w:t>
+            </w:r>
+          </w:p>
+        </w:tc>
+      </w:tr>
+      <w:tr>
+        <w:trPr>
+          <w:trHeight w:val="340"/>
+        </w:trPr>
+        <w:tc>
+          <w:tcPr>
+            <w:tcW w:w="833" w:type="pct"/>
+            <w:tcBorders>
+              <w:top w:val="single" w:sz="6" w:space="0" w:color="A9A9A9"/>
+              <w:left w:val="single" w:sz="6" w:space="0" w:color="A9A9A9"/>
+              <w:bottom w:val="single" w:sz="6" w:space="0" w:color="A9A9A9"/>
+              <w:right w:val="single" w:sz="6" w:space="0" w:color="A9A9A9"/>
+            </w:tcBorders>
+            <w:tcMar>
+              <w:top w:w="48" w:type="dxa"/>
+              <w:left w:w="192" w:type="dxa"/>
+              <w:bottom w:w="0" w:type="dxa"/>
+              <w:right w:w="192" w:type="dxa"/>
+            </w:tcMar>
+            <w:vAlign w:val="center"/>
+          </w:tcPr>
+          <w:p>
+            <w:pPr>
+              <w:spacing w:after="0"/>
+              <w:jc w:val="center"/>
+              <w:rPr>
+                <w:rFonts w:ascii="Arial" w:hAnsi="Arial" w:cs="Arial"/>
+              </w:rPr>
+            </w:pPr>
+          </w:p>
+        </w:tc>
+        <w:tc>
+          <w:tcPr>
+            <w:tcW w:w="833" w:type="pct"/>
+            <w:tcBorders>
+              <w:top w:val="single" w:sz="6" w:space="0" w:color="A9A9A9"/>
+              <w:left w:val="single" w:sz="6" w:space="0" w:color="A9A9A9"/>
+              <w:bottom w:val="single" w:sz="6" w:space="0" w:color="A9A9A9"/>
+              <w:right w:val="single" w:sz="6" w:space="0" w:color="A9A9A9"/>
+            </w:tcBorders>
+            <w:tcMar>
+              <w:top w:w="48" w:type="dxa"/>
+              <w:left w:w="192" w:type="dxa"/>
+              <w:bottom w:w="0" w:type="dxa"/>
+              <w:right w:w="192" w:type="dxa"/>
+            </w:tcMar>
+            <w:vAlign w:val="center"/>
+            <w:hideMark/>
+          </w:tcPr>
+          <w:p>
+            <w:pPr>
+              <w:spacing w:after="0"/>
+              <w:jc w:val="center"/>
+              <w:rPr>
+                <w:rFonts w:ascii="Arial" w:hAnsi="Arial" w:cs="Arial"/>
+              </w:rPr>
+            </w:pPr>
+            <w:r>
+              <w:rPr>
+                <w:rFonts w:ascii="Arial" w:hAnsi="Arial" w:cs="Arial"/>
+              </w:rPr>
+              <w:t>P</w:t>
+            </w:r>
+            <w:r>
+              <w:rPr>
+                <w:rFonts w:ascii="Arial" w:hAnsi="Arial" w:cs="Arial"/>
+                <w:vertAlign w:val="subscript"/>
+              </w:rPr>
+              <w:t>lt</w:t>
+            </w:r>
+          </w:p>
+        </w:tc>
+        <w:tc>
+          <w:tcPr>
+            <w:tcW w:w="833" w:type="pct"/>
+            <w:tcBorders>
+              <w:top w:val="single" w:sz="6" w:space="0" w:color="A9A9A9"/>
+              <w:left w:val="single" w:sz="6" w:space="0" w:color="A9A9A9"/>
+              <w:bottom w:val="single" w:sz="6" w:space="0" w:color="A9A9A9"/>
+              <w:right w:val="single" w:sz="6" w:space="0" w:color="A9A9A9"/>
+            </w:tcBorders>
+            <w:tcMar>
+              <w:top w:w="48" w:type="dxa"/>
+              <w:left w:w="192" w:type="dxa"/>
+              <w:bottom w:w="0" w:type="dxa"/>
+              <w:right w:w="192" w:type="dxa"/>
+            </w:tcMar>
+            <w:vAlign w:val="center"/>
+            <w:hideMark/>
+          </w:tcPr>
+          <w:p>
+            <w:pPr>
+              <w:spacing w:after="0"/>
+              <w:jc w:val="center"/>
+              <w:rPr>
+                <w:rFonts w:ascii="Arial" w:hAnsi="Arial" w:cs="Arial"/>
+              </w:rPr>
+            </w:pPr>
+            <w:r>
+              <w:rPr>
+                <w:rFonts w:ascii="Arial" w:hAnsi="Arial" w:cs="Arial"/>
+              </w:rPr>
+              <w:t>Max P</w:t>
+            </w:r>
+            <w:r>
+              <w:rPr>
+                <w:rFonts w:ascii="Arial" w:hAnsi="Arial" w:cs="Arial"/>
+                <w:vertAlign w:val="subscript"/>
+              </w:rPr>
+              <w:t>st</w:t>
+            </w:r>
+          </w:p>
+        </w:tc>
+        <w:tc>
+          <w:tcPr>
+            <w:tcW w:w="833" w:type="pct"/>
+            <w:tcBorders>
+              <w:top w:val="single" w:sz="6" w:space="0" w:color="A9A9A9"/>
+              <w:left w:val="single" w:sz="6" w:space="0" w:color="A9A9A9"/>
+              <w:bottom w:val="single" w:sz="6" w:space="0" w:color="A9A9A9"/>
+              <w:right w:val="single" w:sz="6" w:space="0" w:color="A9A9A9"/>
+            </w:tcBorders>
+            <w:tcMar>
+              <w:top w:w="48" w:type="dxa"/>
+              <w:left w:w="192" w:type="dxa"/>
+              <w:bottom w:w="0" w:type="dxa"/>
+              <w:right w:w="192" w:type="dxa"/>
+            </w:tcMar>
+            <w:vAlign w:val="center"/>
+            <w:hideMark/>
+          </w:tcPr>
+          <w:p>
+            <w:pPr>
+              <w:spacing w:after="0"/>
+              <w:jc w:val="center"/>
+              <w:rPr>
+                <w:rFonts w:ascii="Arial" w:hAnsi="Arial" w:cs="Arial"/>
+              </w:rPr>
+            </w:pPr>
+            <w:r>
+              <w:rPr>
+                <w:rFonts w:ascii="Arial" w:hAnsi="Arial" w:cs="Arial"/>
+              </w:rPr>
+              <w:t>Max d</w:t>
+            </w:r>
+            <w:r>
+              <w:rPr>
+                <w:rFonts w:ascii="Arial" w:hAnsi="Arial" w:cs="Arial"/>
+                <w:vertAlign w:val="subscript"/>
+              </w:rPr>
+              <w:t>c</w:t>
+            </w:r>
+          </w:p>
+        </w:tc>
+        <w:tc>
+          <w:tcPr>
+            <w:tcW w:w="833" w:type="pct"/>
+            <w:tcBorders>
+              <w:top w:val="single" w:sz="6" w:space="0" w:color="A9A9A9"/>
+              <w:left w:val="single" w:sz="6" w:space="0" w:color="A9A9A9"/>
+              <w:bottom w:val="single" w:sz="6" w:space="0" w:color="A9A9A9"/>
+              <w:right w:val="single" w:sz="6" w:space="0" w:color="A9A9A9"/>
+            </w:tcBorders>
+            <w:tcMar>
+              <w:top w:w="48" w:type="dxa"/>
+              <w:left w:w="192" w:type="dxa"/>
+              <w:bottom w:w="0" w:type="dxa"/>
+              <w:right w:w="192" w:type="dxa"/>
+            </w:tcMar>
+            <w:vAlign w:val="center"/>
+            <w:hideMark/>
+          </w:tcPr>
+          <w:p>
+            <w:pPr>
+              <w:spacing w:after="0"/>
+              <w:jc w:val="center"/>
+              <w:rPr>
+                <w:rFonts w:ascii="Arial" w:hAnsi="Arial" w:cs="Arial"/>
+              </w:rPr>
+            </w:pPr>
+            <w:r>
+              <w:rPr>
+                <w:rFonts w:ascii="Arial" w:hAnsi="Arial" w:cs="Arial"/>
+              </w:rPr>
+              <w:t>Max d</w:t>
+            </w:r>
+            <w:r>
+              <w:rPr>
+                <w:rFonts w:ascii="Arial" w:hAnsi="Arial" w:cs="Arial"/>
+                <w:vertAlign w:val="subscript"/>
+              </w:rPr>
+              <w:t>max</w:t>
+            </w:r>
+          </w:p>
+        </w:tc>
+        <w:tc>
+          <w:tcPr>
+            <w:tcW w:w="835" w:type="pct"/>
+            <w:tcBorders>
+              <w:top w:val="single" w:sz="6" w:space="0" w:color="A9A9A9"/>
+              <w:left w:val="single" w:sz="6" w:space="0" w:color="A9A9A9"/>
+              <w:bottom w:val="single" w:sz="6" w:space="0" w:color="A9A9A9"/>
+              <w:right w:val="single" w:sz="6" w:space="0" w:color="A9A9A9"/>
+            </w:tcBorders>
+            <w:tcMar>
+              <w:top w:w="48" w:type="dxa"/>
+              <w:left w:w="192" w:type="dxa"/>
+              <w:bottom w:w="0" w:type="dxa"/>
+              <w:right w:w="192" w:type="dxa"/>
+            </w:tcMar>
+            <w:vAlign w:val="center"/>
+            <w:hideMark/>
+          </w:tcPr>
+          <w:p>
+            <w:pPr>
+              <w:spacing w:after="0"/>
+              <w:jc w:val="center"/>
+              <w:rPr>
+                <w:rFonts w:ascii="Arial" w:hAnsi="Arial" w:cs="Arial"/>
+              </w:rPr>
+            </w:pPr>
+            <w:r>
+              <w:rPr>
+                <w:rFonts w:ascii="Arial" w:hAnsi="Arial" w:cs="Arial"/>
+              </w:rPr>
+              <w:t>Max T</w:t>
+            </w:r>
+            <w:r>
+              <w:rPr>
+                <w:rFonts w:ascii="Arial" w:hAnsi="Arial" w:cs="Arial"/>
+                <w:vertAlign w:val="subscript"/>
+              </w:rPr>
+              <w:t>max</w:t>
+            </w:r>
+          </w:p>
+        </w:tc>
+      </w:tr>
+      <w:tr>
+        <w:tc>
+          <w:tcPr>
+            <w:tcW w:type="dxa" w:w="1501"/>
+          </w:tcPr>
+          <w:p>
+            <w:r>
+              <w:t>{%tr for r in flicker_fc_rows %}</w:t>
+            </w:r>
+          </w:p>
+        </w:tc>
+        <w:tc>
+          <w:tcPr>
+            <w:tcW w:type="dxa" w:w="1501"/>
+          </w:tcPr>
+          <w:p/>
+        </w:tc>
+        <w:tc>
+          <w:tcPr>
+            <w:tcW w:type="dxa" w:w="1501"/>
+          </w:tcPr>
+          <w:p/>
+        </w:tc>
+        <w:tc>
+          <w:tcPr>
+            <w:tcW w:type="dxa" w:w="1501"/>
+          </w:tcPr>
+          <w:p/>
+        </w:tc>
+        <w:tc>
+          <w:tcPr>
+            <w:tcW w:type="dxa" w:w="1501"/>
+          </w:tcPr>
+          <w:p/>
+        </w:tc>
+        <w:tc>
+          <w:tcPr>
+            <w:tcW w:type="dxa" w:w="1505"/>
+          </w:tcPr>
+          <w:p/>
+        </w:tc>
+      </w:tr>
+      <w:tr>
+        <w:trPr>
+          <w:trHeight w:val="340"/>
+        </w:trPr>
+        <w:tc>
+          <w:tcPr>
+            <w:tcW w:w="833" w:type="pct"/>
+            <w:tcBorders>
+              <w:top w:val="single" w:sz="6" w:space="0" w:color="A9A9A9"/>
+              <w:left w:val="single" w:sz="6" w:space="0" w:color="A9A9A9"/>
+              <w:bottom w:val="single" w:sz="6" w:space="0" w:color="A9A9A9"/>
+              <w:right w:val="single" w:sz="6" w:space="0" w:color="A9A9A9"/>
+            </w:tcBorders>
+            <w:tcMar>
+              <w:top w:w="48" w:type="dxa"/>
+              <w:left w:w="192" w:type="dxa"/>
+              <w:bottom w:w="0" w:type="dxa"/>
+              <w:right w:w="192" w:type="dxa"/>
+            </w:tcMar>
+            <w:vAlign w:val="center"/>
+            <w:hideMark/>
+          </w:tcPr>
+          <w:p>
+            <w:pPr>
+              <w:spacing w:after="0"/>
+              <w:jc w:val="center"/>
+              <w:rPr>
+                <w:rFonts w:ascii="Arial" w:hAnsi="Arial" w:cs="Arial"/>
+              </w:rPr>
+            </w:pPr>
+            <w:r>
+              <w:rPr>
+                <w:rFonts w:ascii="Arial" w:hAnsi="Arial" w:cs="Arial"/>
+              </w:rPr>
+              <w:t>{{ r.c0 }}</w:t>
+            </w:r>
+          </w:p>
+        </w:tc>
+        <w:tc>
+          <w:tcPr>
+            <w:tcW w:w="833" w:type="pct"/>
+            <w:tcBorders>
+              <w:top w:val="single" w:sz="6" w:space="0" w:color="A9A9A9"/>
+              <w:left w:val="single" w:sz="6" w:space="0" w:color="A9A9A9"/>
+              <w:bottom w:val="single" w:sz="6" w:space="0" w:color="A9A9A9"/>
+              <w:right w:val="single" w:sz="6" w:space="0" w:color="A9A9A9"/>
+            </w:tcBorders>
+            <w:tcMar>
+              <w:top w:w="48" w:type="dxa"/>
+              <w:left w:w="192" w:type="dxa"/>
+              <w:bottom w:w="0" w:type="dxa"/>
+              <w:right w:w="192" w:type="dxa"/>
+            </w:tcMar>
+            <w:vAlign w:val="center"/>
+            <w:hideMark/>
+          </w:tcPr>
+          <w:p>
+            <w:pPr>
+              <w:spacing w:after="0"/>
+              <w:jc w:val="center"/>
+              <w:rPr>
+                <w:rFonts w:ascii="Arial" w:hAnsi="Arial" w:cs="Arial"/>
+              </w:rPr>
+            </w:pPr>
+            <w:r>
+              <w:rPr>
+                <w:rFonts w:ascii="Arial" w:hAnsi="Arial" w:cs="Arial"/>
+              </w:rPr>
+              <w:t>{{ r.c1 }}</w:t>
+            </w:r>
+          </w:p>
+        </w:tc>
+        <w:tc>
+          <w:tcPr>
+            <w:tcW w:w="833" w:type="pct"/>
+            <w:tcBorders>
+              <w:top w:val="single" w:sz="6" w:space="0" w:color="A9A9A9"/>
+              <w:left w:val="single" w:sz="6" w:space="0" w:color="A9A9A9"/>
+              <w:bottom w:val="single" w:sz="6" w:space="0" w:color="A9A9A9"/>
+              <w:right w:val="single" w:sz="6" w:space="0" w:color="A9A9A9"/>
+            </w:tcBorders>
+            <w:tcMar>
+              <w:top w:w="48" w:type="dxa"/>
+              <w:left w:w="192" w:type="dxa"/>
+              <w:bottom w:w="0" w:type="dxa"/>
+              <w:right w:w="192" w:type="dxa"/>
+            </w:tcMar>
+            <w:vAlign w:val="center"/>
+            <w:hideMark/>
+          </w:tcPr>
+          <w:p>
+            <w:pPr>
+              <w:spacing w:after="0"/>
+              <w:jc w:val="center"/>
+              <w:rPr>
+                <w:rFonts w:ascii="Arial" w:hAnsi="Arial" w:cs="Arial"/>
+              </w:rPr>
+            </w:pPr>
+            <w:r>
+              <w:rPr>
+                <w:rFonts w:ascii="Arial" w:hAnsi="Arial" w:cs="Arial"/>
+              </w:rPr>
+              <w:t>{{ r.c2 }}</w:t>
+            </w:r>
+          </w:p>
+        </w:tc>
+        <w:tc>
+          <w:tcPr>
+            <w:tcW w:w="833" w:type="pct"/>
+            <w:tcBorders>
+              <w:top w:val="single" w:sz="6" w:space="0" w:color="A9A9A9"/>
+              <w:left w:val="single" w:sz="6" w:space="0" w:color="A9A9A9"/>
+              <w:bottom w:val="single" w:sz="6" w:space="0" w:color="A9A9A9"/>
+              <w:right w:val="single" w:sz="6" w:space="0" w:color="A9A9A9"/>
+            </w:tcBorders>
+            <w:tcMar>
+              <w:top w:w="48" w:type="dxa"/>
+              <w:left w:w="192" w:type="dxa"/>
+              <w:bottom w:w="0" w:type="dxa"/>
+              <w:right w:w="192" w:type="dxa"/>
+            </w:tcMar>
+            <w:vAlign w:val="center"/>
+            <w:hideMark/>
+          </w:tcPr>
+          <w:p>
+            <w:pPr>
+              <w:spacing w:after="0"/>
+              <w:jc w:val="center"/>
+              <w:rPr>
+                <w:rFonts w:ascii="Arial" w:hAnsi="Arial" w:cs="Arial"/>
+              </w:rPr>
+            </w:pPr>
+            <w:r>
+              <w:rPr>
+                <w:rFonts w:ascii="Arial" w:hAnsi="Arial" w:cs="Arial"/>
+              </w:rPr>
+              <w:t>{{ r.c3 }}</w:t>
+            </w:r>
+          </w:p>
+        </w:tc>
+        <w:tc>
+          <w:tcPr>
+            <w:tcW w:w="833" w:type="pct"/>
+            <w:tcBorders>
+              <w:top w:val="single" w:sz="6" w:space="0" w:color="A9A9A9"/>
+              <w:left w:val="single" w:sz="6" w:space="0" w:color="A9A9A9"/>
+              <w:bottom w:val="single" w:sz="6" w:space="0" w:color="A9A9A9"/>
+              <w:right w:val="single" w:sz="6" w:space="0" w:color="A9A9A9"/>
+            </w:tcBorders>
+            <w:tcMar>
+              <w:top w:w="48" w:type="dxa"/>
+              <w:left w:w="192" w:type="dxa"/>
+              <w:bottom w:w="0" w:type="dxa"/>
+              <w:right w:w="192" w:type="dxa"/>
+            </w:tcMar>
+            <w:vAlign w:val="center"/>
+            <w:hideMark/>
+          </w:tcPr>
+          <w:p>
+            <w:pPr>
+              <w:spacing w:after="0"/>
+              <w:jc w:val="center"/>
+              <w:rPr>
+                <w:rFonts w:ascii="Arial" w:hAnsi="Arial" w:cs="Arial"/>
+              </w:rPr>
+            </w:pPr>
+            <w:r>
+              <w:rPr>
+                <w:rFonts w:ascii="Arial" w:hAnsi="Arial" w:cs="Arial"/>
+              </w:rPr>
+              <w:t>{{ r.c4 }}</w:t>
+            </w:r>
+          </w:p>
+        </w:tc>
+        <w:tc>
+          <w:tcPr>
+            <w:tcW w:w="835" w:type="pct"/>
+            <w:tcBorders>
+              <w:top w:val="single" w:sz="6" w:space="0" w:color="A9A9A9"/>
+              <w:left w:val="single" w:sz="6" w:space="0" w:color="A9A9A9"/>
+              <w:bottom w:val="single" w:sz="6" w:space="0" w:color="A9A9A9"/>
+              <w:right w:val="single" w:sz="6" w:space="0" w:color="A9A9A9"/>
+            </w:tcBorders>
+            <w:tcMar>
+              <w:top w:w="48" w:type="dxa"/>
+              <w:left w:w="192" w:type="dxa"/>
+              <w:bottom w:w="0" w:type="dxa"/>
+              <w:right w:w="192" w:type="dxa"/>
+            </w:tcMar>
+            <w:vAlign w:val="center"/>
+            <w:hideMark/>
+          </w:tcPr>
+          <w:p>
+            <w:pPr>
+              <w:spacing w:after="0"/>
+              <w:jc w:val="center"/>
+              <w:rPr>
+                <w:rFonts w:ascii="Arial" w:hAnsi="Arial" w:cs="Arial"/>
+              </w:rPr>
+            </w:pPr>
+            <w:r>
+              <w:rPr>
+                <w:rFonts w:ascii="Arial" w:hAnsi="Arial" w:cs="Arial"/>
+              </w:rPr>
+              <w:t>{{ r.c5 }}</w:t>
+            </w:r>
+          </w:p>
+        </w:tc>
+      </w:tr>
+      <w:tr>
+        <w:tc>
+          <w:tcPr>
+            <w:tcW w:type="dxa" w:w="1501"/>
+          </w:tcPr>
+          <w:p>
+            <w:r>
+              <w:t>{%tr endfor %}</w:t>
+            </w:r>
+          </w:p>
+        </w:tc>
+        <w:tc>
+          <w:tcPr>
+            <w:tcW w:type="dxa" w:w="1501"/>
+          </w:tcPr>
+          <w:p/>
+        </w:tc>
+        <w:tc>
+          <w:tcPr>
+            <w:tcW w:type="dxa" w:w="1501"/>
+          </w:tcPr>
+          <w:p/>
+        </w:tc>
+        <w:tc>
+          <w:tcPr>
+            <w:tcW w:type="dxa" w:w="1501"/>
+          </w:tcPr>
+          <w:p/>
+        </w:tc>
+        <w:tc>
+          <w:tcPr>
+            <w:tcW w:type="dxa" w:w="1501"/>
+          </w:tcPr>
+          <w:p/>
+        </w:tc>
+        <w:tc>
+          <w:tcPr>
+            <w:tcW w:type="dxa" w:w="1505"/>
+          </w:tcPr>
+          <w:p/>
+        </w:tc>
+      </w:tr>
+    </w:tbl>
     <w:p>
       <w:pPr>
         <w:spacing w:after="0"/>
@@ -1659,10 +2264,10 @@
             <w:vAlign w:val="center"/>
           </w:tcPr>
           <w:p>
+            <w:r>
+              <w:t>{{r eut_configuration_col_1 }}</w:t>
+            </w:r>
             <w:r/>
-            <w:r>
-              <w:t>{{ eut_configuration_col_1 }}</w:t>
-            </w:r>
           </w:p>
         </w:tc>
         <w:tc>
@@ -1671,10 +2276,10 @@
             <w:vAlign w:val="center"/>
           </w:tcPr>
           <w:p>
+            <w:r>
+              <w:t>{{r eut_configuration_col_2 }}</w:t>
+            </w:r>
             <w:r/>
-            <w:r>
-              <w:t>{{ eut_configuration_col_2 }}</w:t>
-            </w:r>
           </w:p>
         </w:tc>
       </w:tr>
@@ -2067,11 +2672,29 @@
             <w:vAlign w:val="center"/>
           </w:tcPr>
           <w:p>
+            <w:r>
+              <w:t>Limit</w:t>
+            </w:r>
             <w:r/>
-            <w:r>
-              <w:t>{{ flicker_measurement }}</w:t>
-            </w:r>
-          </w:p>
+          </w:p>
+        </w:tc>
+      </w:tr>
+      <w:tr>
+        <w:tc>
+          <w:tcPr>
+            <w:tcW w:type="dxa" w:w="4508"/>
+          </w:tcPr>
+          <w:p>
+            <w:r>
+              <w:t>{%tr for r in flicker_limits_rows %}</w:t>
+            </w:r>
+          </w:p>
+        </w:tc>
+        <w:tc>
+          <w:tcPr>
+            <w:tcW w:type="dxa" w:w="4508"/>
+          </w:tcPr>
+          <w:p/>
         </w:tc>
       </w:tr>
       <w:tr>
@@ -2097,7 +2720,7 @@
                 <w:rFonts w:ascii="Arial" w:hAnsi="Arial" w:cs="Arial"/>
                 <w:lang w:val="en-US"/>
               </w:rPr>
-              <w:t>P</w:t>
+              <w:t>{{ r.c0 }}</w:t>
             </w:r>
             <w:r>
               <w:rPr>
@@ -2105,7 +2728,6 @@
                 <w:vertAlign w:val="subscript"/>
                 <w:lang w:val="en-US"/>
               </w:rPr>
-              <w:t>st</w:t>
             </w:r>
             <w:proofErr w:type="spellEnd"/>
           </w:p>
@@ -2116,192 +2738,29 @@
             <w:vAlign w:val="center"/>
           </w:tcPr>
           <w:p>
+            <w:r>
+              <w:t>{{ r.c1 }}</w:t>
+            </w:r>
             <w:r/>
-            <w:r>
-              <w:t>{{ pst }}</w:t>
-            </w:r>
           </w:p>
         </w:tc>
       </w:tr>
       <w:tr>
-        <w:trPr>
-          <w:trHeight w:val="340"/>
-        </w:trPr>
-        <w:tc>
-          <w:tcPr>
-            <w:tcW w:w="4508" w:type="dxa"/>
-            <w:vAlign w:val="center"/>
-          </w:tcPr>
-          <w:p>
-            <w:pPr>
-              <w:rPr>
-                <w:rFonts w:ascii="Arial" w:hAnsi="Arial" w:cs="Arial"/>
-                <w:vertAlign w:val="subscript"/>
-                <w:lang w:val="en-US"/>
-              </w:rPr>
-            </w:pPr>
-            <w:proofErr w:type="spellStart"/>
-            <w:r>
-              <w:rPr>
-                <w:rFonts w:ascii="Arial" w:hAnsi="Arial" w:cs="Arial"/>
-                <w:lang w:val="en-US"/>
-              </w:rPr>
-              <w:t>P</w:t>
-            </w:r>
-            <w:r>
-              <w:rPr>
-                <w:rFonts w:ascii="Arial" w:hAnsi="Arial" w:cs="Arial"/>
-                <w:vertAlign w:val="subscript"/>
-                <w:lang w:val="en-US"/>
-              </w:rPr>
-              <w:t>lt</w:t>
-            </w:r>
-            <w:proofErr w:type="spellEnd"/>
-          </w:p>
-        </w:tc>
-        <w:tc>
-          <w:tcPr>
-            <w:tcW w:w="4508" w:type="dxa"/>
-            <w:vAlign w:val="center"/>
-          </w:tcPr>
-          <w:p>
-            <w:r/>
-            <w:r>
-              <w:t>{{ plt }}</w:t>
-            </w:r>
-          </w:p>
-        </w:tc>
-      </w:tr>
-      <w:tr>
-        <w:trPr>
-          <w:trHeight w:val="340"/>
-        </w:trPr>
-        <w:tc>
-          <w:tcPr>
-            <w:tcW w:w="4508" w:type="dxa"/>
-            <w:vAlign w:val="center"/>
-          </w:tcPr>
-          <w:p>
-            <w:pPr>
-              <w:rPr>
-                <w:rFonts w:ascii="Arial" w:hAnsi="Arial" w:cs="Arial"/>
-                <w:lang w:val="en-US"/>
-              </w:rPr>
-            </w:pPr>
-            <w:proofErr w:type="spellStart"/>
-            <w:r>
-              <w:rPr>
-                <w:rFonts w:ascii="Arial" w:hAnsi="Arial" w:cs="Arial"/>
-                <w:lang w:val="en-US"/>
-              </w:rPr>
-              <w:t>Tmax</w:t>
-            </w:r>
-            <w:proofErr w:type="spellEnd"/>
-            <w:r>
-              <w:rPr>
-                <w:rFonts w:ascii="Arial" w:hAnsi="Arial" w:cs="Arial"/>
-                <w:lang w:val="en-US"/>
-              </w:rPr>
-              <w:t xml:space="preserve"> (s)</w:t>
-            </w:r>
-          </w:p>
-        </w:tc>
-        <w:tc>
-          <w:tcPr>
-            <w:tcW w:w="4508" w:type="dxa"/>
-            <w:vAlign w:val="center"/>
-          </w:tcPr>
-          <w:p>
-            <w:r/>
-            <w:r>
-              <w:t>{{ tmax }}</w:t>
-            </w:r>
-          </w:p>
-        </w:tc>
-      </w:tr>
-      <w:tr>
-        <w:trPr>
-          <w:trHeight w:val="340"/>
-        </w:trPr>
-        <w:tc>
-          <w:tcPr>
-            <w:tcW w:w="4508" w:type="dxa"/>
-            <w:vAlign w:val="center"/>
-          </w:tcPr>
-          <w:p>
-            <w:pPr>
-              <w:rPr>
-                <w:rFonts w:ascii="Arial" w:hAnsi="Arial" w:cs="Arial"/>
-                <w:lang w:val="en-US"/>
-              </w:rPr>
-            </w:pPr>
-            <w:proofErr w:type="spellStart"/>
-            <w:r>
-              <w:rPr>
-                <w:rFonts w:ascii="Arial" w:hAnsi="Arial" w:cs="Arial"/>
-                <w:lang w:val="en-US"/>
-              </w:rPr>
-              <w:t>dmax</w:t>
-            </w:r>
-            <w:proofErr w:type="spellEnd"/>
-            <w:r>
-              <w:rPr>
-                <w:rFonts w:ascii="Arial" w:hAnsi="Arial" w:cs="Arial"/>
-                <w:lang w:val="en-US"/>
-              </w:rPr>
-              <w:t xml:space="preserve"> (%)</w:t>
-            </w:r>
-          </w:p>
-        </w:tc>
-        <w:tc>
-          <w:tcPr>
-            <w:tcW w:w="4508" w:type="dxa"/>
-            <w:vAlign w:val="center"/>
-          </w:tcPr>
-          <w:p>
-            <w:r/>
-            <w:r>
-              <w:t>{{ dmax }}</w:t>
-            </w:r>
-          </w:p>
-        </w:tc>
-      </w:tr>
-      <w:tr>
-        <w:trPr>
-          <w:trHeight w:val="340"/>
-        </w:trPr>
-        <w:tc>
-          <w:tcPr>
-            <w:tcW w:w="4508" w:type="dxa"/>
-            <w:vAlign w:val="center"/>
-          </w:tcPr>
-          <w:p>
-            <w:pPr>
-              <w:rPr>
-                <w:rFonts w:ascii="Arial" w:hAnsi="Arial" w:cs="Arial"/>
-                <w:lang w:val="en-US"/>
-              </w:rPr>
-            </w:pPr>
-            <w:r>
-              <w:rPr>
-                <w:rFonts w:ascii="Arial" w:hAnsi="Arial" w:cs="Arial"/>
-                <w:lang w:val="en-US"/>
-              </w:rPr>
-              <w:t>dc (%)</w:t>
-            </w:r>
-          </w:p>
-        </w:tc>
-        <w:tc>
-          <w:tcPr>
-            <w:tcW w:w="4508" w:type="dxa"/>
-            <w:vAlign w:val="center"/>
-          </w:tcPr>
-          <w:p>
-            <w:r/>
-            <w:r>
-              <w:t>{{ dc }}</w:t>
-            </w:r>
-          </w:p>
+        <w:tc>
+          <w:tcPr>
+            <w:tcW w:type="dxa" w:w="4508"/>
+          </w:tcPr>
+          <w:p>
+            <w:r>
+              <w:t>{%tr endfor %}</w:t>
+            </w:r>
+          </w:p>
+        </w:tc>
+        <w:tc>
+          <w:tcPr>
+            <w:tcW w:type="dxa" w:w="4508"/>
+          </w:tcPr>
+          <w:p/>
         </w:tc>
       </w:tr>
     </w:tbl>
@@ -2482,10 +2941,10 @@
             <w:vAlign w:val="center"/>
           </w:tcPr>
           <w:p>
+            <w:r>
+              <w:t>Measured Value</w:t>
+            </w:r>
             <w:r/>
-            <w:r>
-              <w:t>{{ flicker_measurement_col_1 }}</w:t>
-            </w:r>
           </w:p>
         </w:tc>
         <w:tc>
@@ -2494,11 +2953,35 @@
             <w:vAlign w:val="center"/>
           </w:tcPr>
           <w:p>
+            <w:r>
+              <w:t>Limit</w:t>
+            </w:r>
             <w:r/>
-            <w:r>
-              <w:t>{{ flicker_measurement_col_2 }}</w:t>
-            </w:r>
-          </w:p>
+          </w:p>
+        </w:tc>
+      </w:tr>
+      <w:tr>
+        <w:tc>
+          <w:tcPr>
+            <w:tcW w:type="dxa" w:w="3006"/>
+          </w:tcPr>
+          <w:p>
+            <w:r>
+              <w:t>{%tr for r in flicker_meas_rows %}</w:t>
+            </w:r>
+          </w:p>
+        </w:tc>
+        <w:tc>
+          <w:tcPr>
+            <w:tcW w:type="dxa" w:w="3006"/>
+          </w:tcPr>
+          <w:p/>
+        </w:tc>
+        <w:tc>
+          <w:tcPr>
+            <w:tcW w:type="dxa" w:w="3004"/>
+          </w:tcPr>
+          <w:p/>
         </w:tc>
       </w:tr>
       <w:tr>
@@ -2524,7 +3007,7 @@
                 <w:rFonts w:ascii="Arial" w:hAnsi="Arial" w:cs="Arial"/>
                 <w:lang w:val="en-US"/>
               </w:rPr>
-              <w:t>P</w:t>
+              <w:t>{{ r.c0 }}</w:t>
             </w:r>
             <w:r>
               <w:rPr>
@@ -2532,7 +3015,6 @@
                 <w:vertAlign w:val="subscript"/>
                 <w:lang w:val="en-US"/>
               </w:rPr>
-              <w:t>st</w:t>
             </w:r>
             <w:proofErr w:type="spellEnd"/>
           </w:p>
@@ -2543,10 +3025,10 @@
             <w:vAlign w:val="center"/>
           </w:tcPr>
           <w:p>
+            <w:r>
+              <w:t>{{ r.c1 }}</w:t>
+            </w:r>
             <w:r/>
-            <w:r>
-              <w:t>{{ pst_col_1 }}</w:t>
-            </w:r>
           </w:p>
         </w:tc>
         <w:tc>
@@ -2555,263 +3037,35 @@
             <w:vAlign w:val="center"/>
           </w:tcPr>
           <w:p>
+            <w:r>
+              <w:t>{{ r.c2 }}</w:t>
+            </w:r>
             <w:r/>
-            <w:r>
-              <w:t>{{ pst_col_2 }}</w:t>
-            </w:r>
           </w:p>
         </w:tc>
       </w:tr>
       <w:tr>
-        <w:trPr>
-          <w:trHeight w:val="340"/>
-        </w:trPr>
-        <w:tc>
-          <w:tcPr>
-            <w:tcW w:w="1667" w:type="pct"/>
-            <w:vAlign w:val="center"/>
-          </w:tcPr>
-          <w:p>
-            <w:pPr>
-              <w:rPr>
-                <w:rFonts w:ascii="Arial" w:hAnsi="Arial" w:cs="Arial"/>
-                <w:vertAlign w:val="subscript"/>
-                <w:lang w:val="en-US"/>
-              </w:rPr>
-            </w:pPr>
-            <w:proofErr w:type="spellStart"/>
-            <w:r>
-              <w:rPr>
-                <w:rFonts w:ascii="Arial" w:hAnsi="Arial" w:cs="Arial"/>
-                <w:lang w:val="en-US"/>
-              </w:rPr>
-              <w:t>P</w:t>
-            </w:r>
-            <w:r>
-              <w:rPr>
-                <w:rFonts w:ascii="Arial" w:hAnsi="Arial" w:cs="Arial"/>
-                <w:vertAlign w:val="subscript"/>
-                <w:lang w:val="en-US"/>
-              </w:rPr>
-              <w:t>lt</w:t>
-            </w:r>
-            <w:proofErr w:type="spellEnd"/>
-          </w:p>
-        </w:tc>
-        <w:tc>
-          <w:tcPr>
-            <w:tcW w:w="1667" w:type="pct"/>
-            <w:vAlign w:val="center"/>
-          </w:tcPr>
-          <w:p>
-            <w:r/>
-            <w:r>
-              <w:t>{{ plt_col_1 }}</w:t>
-            </w:r>
-          </w:p>
-        </w:tc>
-        <w:tc>
-          <w:tcPr>
-            <w:tcW w:w="1667" w:type="pct"/>
-            <w:vAlign w:val="center"/>
-          </w:tcPr>
-          <w:p>
-            <w:r/>
-            <w:r>
-              <w:t>{{ plt_col_2 }}</w:t>
-            </w:r>
-          </w:p>
-        </w:tc>
-      </w:tr>
-      <w:tr>
-        <w:trPr>
-          <w:trHeight w:val="340"/>
-        </w:trPr>
-        <w:tc>
-          <w:tcPr>
-            <w:tcW w:w="1667" w:type="pct"/>
-            <w:vAlign w:val="center"/>
-          </w:tcPr>
-          <w:p>
-            <w:pPr>
-              <w:rPr>
-                <w:rFonts w:ascii="Arial" w:hAnsi="Arial" w:cs="Arial"/>
-                <w:lang w:val="en-US"/>
-              </w:rPr>
-            </w:pPr>
-            <w:proofErr w:type="spellStart"/>
-            <w:r>
-              <w:rPr>
-                <w:rFonts w:ascii="Arial" w:hAnsi="Arial" w:cs="Arial"/>
-                <w:lang w:val="en-US"/>
-              </w:rPr>
-              <w:t>Tmax</w:t>
-            </w:r>
-            <w:proofErr w:type="spellEnd"/>
-            <w:r>
-              <w:rPr>
-                <w:rFonts w:ascii="Arial" w:hAnsi="Arial" w:cs="Arial"/>
-                <w:lang w:val="en-US"/>
-              </w:rPr>
-              <w:t xml:space="preserve"> (s)</w:t>
-            </w:r>
-          </w:p>
-        </w:tc>
-        <w:tc>
-          <w:tcPr>
-            <w:tcW w:w="1667" w:type="pct"/>
-            <w:vAlign w:val="center"/>
-          </w:tcPr>
-          <w:p>
-            <w:r/>
-            <w:r>
-              <w:t>{{ tmax_col_1 }}</w:t>
-            </w:r>
-          </w:p>
-        </w:tc>
-        <w:tc>
-          <w:tcPr>
-            <w:tcW w:w="1667" w:type="pct"/>
-            <w:vAlign w:val="center"/>
-          </w:tcPr>
-          <w:p>
-            <w:r/>
-            <w:r>
-              <w:t>{{ tmax_col_2 }}</w:t>
-            </w:r>
-          </w:p>
-        </w:tc>
-      </w:tr>
-      <w:tr>
-        <w:trPr>
-          <w:trHeight w:val="340"/>
-        </w:trPr>
-        <w:tc>
-          <w:tcPr>
-            <w:tcW w:w="1667" w:type="pct"/>
-            <w:vAlign w:val="center"/>
-          </w:tcPr>
-          <w:p>
-            <w:pPr>
-              <w:rPr>
-                <w:rFonts w:ascii="Arial" w:hAnsi="Arial" w:cs="Arial"/>
-                <w:lang w:val="en-US"/>
-              </w:rPr>
-            </w:pPr>
-            <w:proofErr w:type="spellStart"/>
-            <w:r>
-              <w:rPr>
-                <w:rFonts w:ascii="Arial" w:hAnsi="Arial" w:cs="Arial"/>
-                <w:lang w:val="en-US"/>
-              </w:rPr>
-              <w:t>d</w:t>
-            </w:r>
-            <w:r>
-              <w:rPr>
-                <w:rFonts w:ascii="Arial" w:hAnsi="Arial" w:cs="Arial"/>
-                <w:vertAlign w:val="subscript"/>
-                <w:lang w:val="en-US"/>
-              </w:rPr>
-              <w:t>max</w:t>
-            </w:r>
-            <w:proofErr w:type="spellEnd"/>
-            <w:r>
-              <w:rPr>
-                <w:rFonts w:ascii="Arial" w:hAnsi="Arial" w:cs="Arial"/>
-                <w:lang w:val="en-US"/>
-              </w:rPr>
-              <w:t xml:space="preserve"> (%)</w:t>
-            </w:r>
-          </w:p>
-        </w:tc>
-        <w:tc>
-          <w:tcPr>
-            <w:tcW w:w="1667" w:type="pct"/>
-            <w:vAlign w:val="center"/>
-          </w:tcPr>
-          <w:p>
-            <w:r/>
-            <w:r>
-              <w:t>{{ dmax_col_1 }}</w:t>
-            </w:r>
-          </w:p>
-        </w:tc>
-        <w:tc>
-          <w:tcPr>
-            <w:tcW w:w="1667" w:type="pct"/>
-            <w:vAlign w:val="center"/>
-          </w:tcPr>
-          <w:p>
-            <w:r/>
-            <w:r>
-              <w:t>{{ dmax_col_2 }}</w:t>
-            </w:r>
-          </w:p>
-        </w:tc>
-      </w:tr>
-      <w:tr>
-        <w:trPr>
-          <w:trHeight w:val="340"/>
-        </w:trPr>
-        <w:tc>
-          <w:tcPr>
-            <w:tcW w:w="1667" w:type="pct"/>
-            <w:vAlign w:val="center"/>
-          </w:tcPr>
-          <w:p>
-            <w:pPr>
-              <w:rPr>
-                <w:rFonts w:ascii="Arial" w:hAnsi="Arial" w:cs="Arial"/>
-                <w:lang w:val="en-US"/>
-              </w:rPr>
-            </w:pPr>
-            <w:r>
-              <w:rPr>
-                <w:rFonts w:ascii="Arial" w:hAnsi="Arial" w:cs="Arial"/>
-                <w:lang w:val="en-US"/>
-              </w:rPr>
-              <w:t>d</w:t>
-            </w:r>
-            <w:r>
-              <w:rPr>
-                <w:rFonts w:ascii="Arial" w:hAnsi="Arial" w:cs="Arial"/>
-                <w:vertAlign w:val="subscript"/>
-                <w:lang w:val="en-US"/>
-              </w:rPr>
-              <w:t>c</w:t>
-            </w:r>
-            <w:r>
-              <w:rPr>
-                <w:rFonts w:ascii="Arial" w:hAnsi="Arial" w:cs="Arial"/>
-                <w:lang w:val="en-US"/>
-              </w:rPr>
-              <w:t xml:space="preserve"> (%)</w:t>
-            </w:r>
-          </w:p>
-        </w:tc>
-        <w:tc>
-          <w:tcPr>
-            <w:tcW w:w="1667" w:type="pct"/>
-            <w:vAlign w:val="center"/>
-          </w:tcPr>
-          <w:p>
-            <w:r/>
-            <w:r>
-              <w:t>{{ dc_col_1 }}</w:t>
-            </w:r>
-          </w:p>
-        </w:tc>
-        <w:tc>
-          <w:tcPr>
-            <w:tcW w:w="1667" w:type="pct"/>
-            <w:vAlign w:val="center"/>
-          </w:tcPr>
-          <w:p>
-            <w:r/>
-            <w:r>
-              <w:t>{{ dc_col_2 }}</w:t>
-            </w:r>
-          </w:p>
+        <w:tc>
+          <w:tcPr>
+            <w:tcW w:type="dxa" w:w="3006"/>
+          </w:tcPr>
+          <w:p>
+            <w:r>
+              <w:t>{%tr endfor %}</w:t>
+            </w:r>
+          </w:p>
+        </w:tc>
+        <w:tc>
+          <w:tcPr>
+            <w:tcW w:type="dxa" w:w="3006"/>
+          </w:tcPr>
+          <w:p/>
+        </w:tc>
+        <w:tc>
+          <w:tcPr>
+            <w:tcW w:type="dxa" w:w="3004"/>
+          </w:tcPr>
+          <w:p/>
         </w:tc>
       </w:tr>
     </w:tbl>

--- a/datasheet_gen/word_templates/VOLTAGEFLICKER.docx
+++ b/datasheet_gen/word_templates/VOLTAGEFLICKER.docx
@@ -3544,6 +3544,7 @@
     <w:p>
       <w:pPr>
         <w:pStyle w:val="Heading2"/>
+        <w:pageBreakBefore/>
         <w:numPr>
           <w:ilvl w:val="1"/>
           <w:numId w:val="6"/>

--- a/datasheet_gen/word_templates/VOLTAGEFLICKER.docx
+++ b/datasheet_gen/word_templates/VOLTAGEFLICKER.docx
@@ -3284,7 +3284,7 @@
           <w:szCs w:val="20"/>
           <w:u w:val="none"/>
         </w:rPr>
-        <w:t>Photo</w:t>
+        <w:t>{{ img_photo_1_caption }}</w:t>
       </w:r>
       <w:r>
         <w:rPr>
@@ -3298,7 +3298,6 @@
           <w:color w:val="auto"/>
           <w:u w:val="none"/>
         </w:rPr>
-        <w:t xml:space="preserve"> </w:t>
       </w:r>
       <w:r>
         <w:rPr>
@@ -3314,7 +3313,6 @@
           <w:szCs w:val="20"/>
           <w:u w:val="none"/>
         </w:rPr>
-        <w:fldChar w:fldCharType="begin"/>
       </w:r>
       <w:r>
         <w:rPr>
@@ -3330,7 +3328,6 @@
           <w:szCs w:val="20"/>
           <w:u w:val="none"/>
         </w:rPr>
-        <w:instrText xml:space="preserve"> SEQ Photo \* ARABIC </w:instrText>
       </w:r>
       <w:r>
         <w:rPr>
@@ -3346,7 +3343,6 @@
           <w:szCs w:val="20"/>
           <w:u w:val="none"/>
         </w:rPr>
-        <w:fldChar w:fldCharType="separate"/>
       </w:r>
       <w:r>
         <w:rPr>
@@ -3362,7 +3358,6 @@
           <w:szCs w:val="20"/>
           <w:u w:val="none"/>
         </w:rPr>
-        <w:t>1</w:t>
       </w:r>
       <w:r>
         <w:rPr>
@@ -3378,7 +3373,6 @@
           <w:szCs w:val="20"/>
           <w:u w:val="none"/>
         </w:rPr>
-        <w:fldChar w:fldCharType="end"/>
       </w:r>
       <w:r>
         <w:rPr>
@@ -3394,7 +3388,6 @@
           <w:szCs w:val="20"/>
           <w:u w:val="none"/>
         </w:rPr>
-        <w:t>:</w:t>
       </w:r>
       <w:r>
         <w:rPr>
@@ -3408,7 +3401,6 @@
           <w:szCs w:val="20"/>
           <w:u w:val="none"/>
         </w:rPr>
-        <w:t xml:space="preserve"> </w:t>
       </w:r>
       <w:r>
         <w:rPr>
@@ -3424,7 +3416,6 @@
           <w:szCs w:val="20"/>
           <w:u w:val="none"/>
         </w:rPr>
-        <w:t>V</w:t>
       </w:r>
       <w:proofErr w:type="spellStart"/>
       <w:r>
@@ -3438,7 +3429,6 @@
           <w:sz w:val="20"/>
           <w:szCs w:val="20"/>
         </w:rPr>
-        <w:t>oltage</w:t>
       </w:r>
       <w:proofErr w:type="spellEnd"/>
       <w:r>
@@ -3452,7 +3442,6 @@
           <w:sz w:val="20"/>
           <w:szCs w:val="20"/>
         </w:rPr>
-        <w:t xml:space="preserve"> fluctuations </w:t>
       </w:r>
       <w:r>
         <w:rPr>
@@ -3465,7 +3454,6 @@
           <w:sz w:val="20"/>
           <w:szCs w:val="20"/>
         </w:rPr>
-        <w:t>&amp;</w:t>
       </w:r>
       <w:r>
         <w:rPr>
@@ -3478,7 +3466,6 @@
           <w:sz w:val="20"/>
           <w:szCs w:val="20"/>
         </w:rPr>
-        <w:t xml:space="preserve"> flicker emissions test </w:t>
       </w:r>
       <w:proofErr w:type="spellStart"/>
       <w:r>
@@ -3492,7 +3479,6 @@
           <w:sz w:val="20"/>
           <w:szCs w:val="20"/>
         </w:rPr>
-        <w:t>setup</w:t>
       </w:r>
       <w:r>
         <w:rPr>
@@ -3505,7 +3491,6 @@
           <w:sz w:val="20"/>
           <w:szCs w:val="20"/>
         </w:rPr>
-        <w:t>_</w:t>
       </w:r>
       <w:r>
         <w:rPr>
@@ -3518,7 +3503,6 @@
           <w:sz w:val="20"/>
           <w:szCs w:val="20"/>
         </w:rPr>
-        <w:t>Power</w:t>
       </w:r>
       <w:proofErr w:type="spellEnd"/>
       <w:r>
@@ -3532,7 +3516,6 @@
           <w:sz w:val="20"/>
           <w:szCs w:val="20"/>
         </w:rPr>
-        <w:t xml:space="preserve"> Port</w:t>
       </w:r>
       <w:bookmarkEnd w:id="137"/>
     </w:p>

--- a/datasheet_gen/word_templates/VOLTAGEFLICKER.docx
+++ b/datasheet_gen/word_templates/VOLTAGEFLICKER.docx
@@ -4118,7 +4118,7 @@
           <w:rFonts w:ascii="Arial" w:hAnsi="Arial" w:cs="Arial"/>
           <w:lang w:val="en-US"/>
         </w:rPr>
-        <w:t>Voltage fluctuations and flicker emissions from the EUT as per {{ product_standard }}: {{ overall_result }}</w:t>
+        <w:t>Voltage fluctuations and flicker emissions from the EUT as per: {{ overall_result }}</w:t>
       </w:r>
       <w:r>
         <w:rPr>
